--- a/work/examguide.docx
+++ b/work/examguide.docx
@@ -7,7 +7,7 @@
         <w:pStyle w:val="Title"/>
       </w:pPr>
       <w:r>
-        <w:t xml:space="preserve">Exam Guide</w:t>
+        <w:t xml:space="preserve">Core Exam Guide</w:t>
       </w:r>
     </w:p>
     <w:p>
@@ -731,6 +731,18 @@
       </w:pPr>
       <w:r>
         <w:t xml:space="preserve">Market positions of current major tech &amp; AI companies</w:t>
+      </w:r>
+    </w:p>
+    <w:p>
+      <w:pPr>
+        <w:pStyle w:val="Compact"/>
+        <w:numPr>
+          <w:ilvl w:val="1"/>
+          <w:numId w:val="1010"/>
+        </w:numPr>
+      </w:pPr>
+      <w:r>
+        <w:t xml:space="preserve">“Hyperscalers”</w:t>
       </w:r>
     </w:p>
     <w:p>

--- a/work/examguide.docx
+++ b/work/examguide.docx
@@ -34,7 +34,7 @@
         <w:t xml:space="preserve">S2026</w:t>
       </w:r>
     </w:p>
-    <w:bookmarkStart w:id="21" w:name="overall-guidelines"/>
+    <w:bookmarkStart w:id="10" w:name="overall-guidelines"/>
     <w:p>
       <w:pPr>
         <w:pStyle w:val="Heading2"/>
@@ -58,7 +58,7 @@
         <w:rPr>
           <w:rStyle w:val="FootnoteReference"/>
         </w:rPr>
-        <w:footnoteReference w:id="20"/>
+        <w:footnoteReference w:id="9"/>
       </w:r>
     </w:p>
     <w:p>
@@ -82,16 +82,7 @@
         </w:numPr>
       </w:pPr>
       <w:r>
-        <w:t xml:space="preserve">An</w:t>
-      </w:r>
-      <w:r>
-        <w:t xml:space="preserve"> </w:t>
-      </w:r>
-      <w:r>
-        <w:t xml:space="preserve">“ID”</w:t>
-      </w:r>
-      <w:r>
-        <w:t xml:space="preserve">, or identification, question, simply gives you a term and asks you to define it and identify its relevance for the study of AI and AI Policy.</w:t>
+        <w:t xml:space="preserve">An “ID”, or identification, question, simply gives you a term and asks you to define it and identify its relevance for the study of AI and AI Policy.</w:t>
       </w:r>
     </w:p>
     <w:p>
@@ -118,8 +109,8 @@
         <w:t xml:space="preserve">I do not imagine the exam will take the entire class period, but you will have the entire class period to complete it.</w:t>
       </w:r>
     </w:p>
-    <w:bookmarkEnd w:id="21"/>
-    <w:bookmarkStart w:id="25" w:name="definitions-and-key-concepts"/>
+    <w:bookmarkEnd w:id="10"/>
+    <w:bookmarkStart w:id="14" w:name="definitions-and-key-concepts"/>
     <w:p>
       <w:pPr>
         <w:pStyle w:val="Heading2"/>
@@ -128,7 +119,7 @@
         <w:t xml:space="preserve">Definitions and Key Concepts</w:t>
       </w:r>
     </w:p>
-    <w:bookmarkStart w:id="22" w:name="philosophy-of-ai"/>
+    <w:bookmarkStart w:id="11" w:name="philosophy-of-ai"/>
     <w:p>
       <w:pPr>
         <w:pStyle w:val="Heading3"/>
@@ -353,8 +344,8 @@
         <w:t xml:space="preserve">Role of Language in Thought &amp; Intelligence</w:t>
       </w:r>
     </w:p>
-    <w:bookmarkEnd w:id="22"/>
-    <w:bookmarkStart w:id="23" w:name="technology-of-ai"/>
+    <w:bookmarkEnd w:id="11"/>
+    <w:bookmarkStart w:id="12" w:name="technology-of-ai"/>
     <w:p>
       <w:pPr>
         <w:pStyle w:val="Heading3"/>
@@ -456,6 +447,18 @@
         </w:numPr>
       </w:pPr>
       <w:r>
+        <w:t xml:space="preserve">EUV (Extreme Ultraviote Lithography)</w:t>
+      </w:r>
+    </w:p>
+    <w:p>
+      <w:pPr>
+        <w:pStyle w:val="Compact"/>
+        <w:numPr>
+          <w:ilvl w:val="1"/>
+          <w:numId w:val="1007"/>
+        </w:numPr>
+      </w:pPr>
+      <w:r>
         <w:t xml:space="preserve">“Die shrinks”</w:t>
       </w:r>
     </w:p>
@@ -591,8 +594,20 @@
         <w:t xml:space="preserve">Overfitting</w:t>
       </w:r>
     </w:p>
-    <w:bookmarkEnd w:id="23"/>
-    <w:bookmarkStart w:id="24" w:name="business-of-ai"/>
+    <w:p>
+      <w:pPr>
+        <w:pStyle w:val="Compact"/>
+        <w:numPr>
+          <w:ilvl w:val="1"/>
+          <w:numId w:val="1008"/>
+        </w:numPr>
+      </w:pPr>
+      <w:r>
+        <w:t xml:space="preserve">Training vs Inference</w:t>
+      </w:r>
+    </w:p>
+    <w:bookmarkEnd w:id="12"/>
+    <w:bookmarkStart w:id="13" w:name="business-of-ai"/>
     <w:p>
       <w:pPr>
         <w:pStyle w:val="Heading3"/>
@@ -808,9 +823,9 @@
         <w:t xml:space="preserve">Materials &amp; supply chains</w:t>
       </w:r>
     </w:p>
-    <w:bookmarkEnd w:id="24"/>
-    <w:bookmarkEnd w:id="25"/>
-    <w:bookmarkStart w:id="26" w:name="example-short-answer"/>
+    <w:bookmarkEnd w:id="13"/>
+    <w:bookmarkEnd w:id="14"/>
+    <w:bookmarkStart w:id="15" w:name="example-short-answer"/>
     <w:p>
       <w:pPr>
         <w:pStyle w:val="Heading2"/>
@@ -840,28 +855,7 @@
         </w:numPr>
       </w:pPr>
       <w:r>
-        <w:t xml:space="preserve">What is the difference between</w:t>
-      </w:r>
-      <w:r>
-        <w:t xml:space="preserve"> </w:t>
-      </w:r>
-      <w:r>
-        <w:t xml:space="preserve">“Weak AI”</w:t>
-      </w:r>
-      <w:r>
-        <w:t xml:space="preserve"> </w:t>
-      </w:r>
-      <w:r>
-        <w:t xml:space="preserve">and</w:t>
-      </w:r>
-      <w:r>
-        <w:t xml:space="preserve"> </w:t>
-      </w:r>
-      <w:r>
-        <w:t xml:space="preserve">“Strong AI”</w:t>
-      </w:r>
-      <w:r>
-        <w:t xml:space="preserve">?</w:t>
+        <w:t xml:space="preserve">What is the difference between “Weak AI” and “Strong AI”?</w:t>
       </w:r>
     </w:p>
     <w:p>
@@ -873,19 +867,7 @@
         </w:numPr>
       </w:pPr>
       <w:r>
-        <w:t xml:space="preserve">What is the Turing Test, and is it a sufficient</w:t>
-      </w:r>
-      <w:r>
-        <w:t xml:space="preserve"> </w:t>
-      </w:r>
-      <w:r>
-        <w:t xml:space="preserve">“test”</w:t>
-      </w:r>
-      <w:r>
-        <w:t xml:space="preserve"> </w:t>
-      </w:r>
-      <w:r>
-        <w:t xml:space="preserve">of AI?</w:t>
+        <w:t xml:space="preserve">What is the Turing Test, and is it a sufficient “test” of AI?</w:t>
       </w:r>
     </w:p>
     <w:p>
@@ -900,7 +882,7 @@
         <w:t xml:space="preserve">What would be an example of algorithmic bias in the world, why might it have arisen, and what is a proposal for managing it?</w:t>
       </w:r>
     </w:p>
-    <w:bookmarkEnd w:id="26"/>
+    <w:bookmarkEnd w:id="15"/>
     <w:sectPr>
       <w:footnotePr>
         <w:numRestart w:val="eachSect"/>
@@ -930,7 +912,7 @@
       </w:r>
     </w:p>
   </w:footnote>
-  <w:footnote w:id="20">
+  <w:footnote w:id="9">
     <w:p>
       <w:pPr>
         <w:pStyle w:val="FootnoteText"/>
@@ -1346,10 +1328,10 @@
   <w:docDefaults>
     <w:rPrDefault>
       <w:rPr>
-        <w:rFonts w:asciiTheme="minorHAnsi" w:cstheme="minorBidi" w:eastAsiaTheme="minorHAnsi" w:hAnsiTheme="minorHAnsi"/>
+        <w:rFonts w:asciiTheme="minorHAnsi" w:cstheme="minorBidi" w:eastAsiaTheme="minorEastAsia" w:hAnsiTheme="minorHAnsi"/>
         <w:sz w:val="24"/>
         <w:szCs w:val="24"/>
-        <w:lang w:bidi="ar-SA" w:eastAsia="en-US" w:val="en-US"/>
+        <w:lang w:bidi="ar-SA" w:eastAsia="zh-CN" w:val="en-US"/>
       </w:rPr>
     </w:rPrDefault>
     <w:pPrDefault>
@@ -1890,13 +1872,6 @@
       </w:tblCellMar>
     </w:tblPr>
     <w:tblStylePr w:type="firstRow">
-      <w:tblPr>
-        <w:jc w:val="left"/>
-        <w:tblInd w:type="dxa" w:w="0"/>
-      </w:tblPr>
-      <w:trPr>
-        <w:jc w:val="left"/>
-      </w:trPr>
       <w:tcPr>
         <w:tcBorders>
           <w:bottom w:val="single"/>
